--- a/02_経費実績・証拠書類/出張書類完成セット/【写真挿入完了】【出張報告】No2_令和8年2月24日_農業関連イベント会場.docx
+++ b/02_経費実績・証拠書類/出張書類完成セット/【写真挿入完了】【出張報告】No2_令和8年2月24日_農業関連イベント会場.docx
@@ -62,7 +62,7 @@
           </w:tcPr>
           <w:p>
             <w:r>
-              <w:t>令和　　年　　月　　日</w:t>
+              <w:t>令和8年2月10日</w:t>
             </w:r>
           </w:p>
         </w:tc>
@@ -216,7 +216,7 @@
           </w:tcPr>
           <w:p>
             <w:r>
-              <w:t>令和　　年　　月　　日</w:t>
+              <w:t>令和8年2月25日</w:t>
             </w:r>
           </w:p>
         </w:tc>
@@ -237,7 +237,9 @@
             <w:tcW w:type="dxa" w:w="6480"/>
           </w:tcPr>
           <w:p>
-            <w:r/>
+            <w:r>
+              <w:t>光永 恵</w:t>
+            </w:r>
           </w:p>
         </w:tc>
       </w:tr>
@@ -294,15 +296,38 @@
           </w:tcPr>
           <w:p>
             <w:r>
-              <w:br/>
-              <w:br/>
-              <w:br/>
-              <w:br/>
-              <w:t>（ここに名刺の画像を貼り付けてください）</w:t>
-              <w:br/>
-              <w:br/>
-              <w:br/>
-              <w:br/>
+              <w:drawing>
+                <wp:inline xmlns:a="http://schemas.openxmlformats.org/drawingml/2006/main" xmlns:pic="http://schemas.openxmlformats.org/drawingml/2006/picture">
+                  <wp:extent cx="2520000" cy="1890000"/>
+                  <wp:docPr id="3" name="Picture 3"/>
+                  <wp:cNvGraphicFramePr>
+                    <a:graphicFrameLocks noChangeAspect="1"/>
+                  </wp:cNvGraphicFramePr>
+                  <a:graphic>
+                    <a:graphicData uri="http://schemas.openxmlformats.org/drawingml/2006/picture">
+                      <pic:pic>
+                        <pic:nvPicPr>
+                          <pic:cNvPr id="0" name="c__Users_AMI_AppData_Roaming_Cursor_User_workspaceStorage_ffc38732dc462383d59fc363e9bc7891_images_IMG_4806-feca3352-9f87-4ce3-b315-9c59e3549606.png"/>
+                          <pic:cNvPicPr/>
+                        </pic:nvPicPr>
+                        <pic:blipFill>
+                          <a:blip r:embed="rId11"/>
+                          <a:stretch>
+                            <a:fillRect/>
+                          </a:stretch>
+                        </pic:blipFill>
+                        <pic:spPr>
+                          <a:xfrm>
+                            <a:off x="0" y="0"/>
+                            <a:ext cx="2520000" cy="1890000"/>
+                          </a:xfrm>
+                          <a:prstGeom prst="rect"/>
+                        </pic:spPr>
+                      </pic:pic>
+                    </a:graphicData>
+                  </a:graphic>
+                </wp:inline>
+              </w:drawing>
             </w:r>
           </w:p>
         </w:tc>
@@ -330,19 +355,75 @@
           </w:tcPr>
           <w:p>
             <w:r>
-              <w:br/>
-              <w:br/>
-              <w:br/>
-              <w:br/>
-              <w:br/>
-              <w:br/>
-              <w:t>（ここに現地の写真を貼り付けてください）</w:t>
-              <w:br/>
-              <w:br/>
-              <w:br/>
-              <w:br/>
-              <w:br/>
-              <w:br/>
+              <w:drawing>
+                <wp:inline xmlns:a="http://schemas.openxmlformats.org/drawingml/2006/main" xmlns:pic="http://schemas.openxmlformats.org/drawingml/2006/picture">
+                  <wp:extent cx="2160000" cy="2880000"/>
+                  <wp:docPr id="1" name="Picture 1"/>
+                  <wp:cNvGraphicFramePr>
+                    <a:graphicFrameLocks noChangeAspect="1"/>
+                  </wp:cNvGraphicFramePr>
+                  <a:graphic>
+                    <a:graphicData uri="http://schemas.openxmlformats.org/drawingml/2006/picture">
+                      <pic:pic>
+                        <pic:nvPicPr>
+                          <pic:cNvPr id="0" name="c__Users_AMI_AppData_Roaming_Cursor_User_workspaceStorage_ffc38732dc462383d59fc363e9bc7891_images_IMG_4805-fc636336-edab-4caf-adb7-a849829c3f9b.png"/>
+                          <pic:cNvPicPr/>
+                        </pic:nvPicPr>
+                        <pic:blipFill>
+                          <a:blip r:embed="rId9"/>
+                          <a:stretch>
+                            <a:fillRect/>
+                          </a:stretch>
+                        </pic:blipFill>
+                        <pic:spPr>
+                          <a:xfrm>
+                            <a:off x="0" y="0"/>
+                            <a:ext cx="2160000" cy="2880000"/>
+                          </a:xfrm>
+                          <a:prstGeom prst="rect"/>
+                        </pic:spPr>
+                      </pic:pic>
+                    </a:graphicData>
+                  </a:graphic>
+                </wp:inline>
+              </w:drawing>
+            </w:r>
+            <w:r>
+              <w:t xml:space="preserve">  </w:t>
+            </w:r>
+            <w:r>
+              <w:drawing>
+                <wp:inline xmlns:a="http://schemas.openxmlformats.org/drawingml/2006/main" xmlns:pic="http://schemas.openxmlformats.org/drawingml/2006/picture">
+                  <wp:extent cx="2160000" cy="2880000"/>
+                  <wp:docPr id="2" name="Picture 2"/>
+                  <wp:cNvGraphicFramePr>
+                    <a:graphicFrameLocks noChangeAspect="1"/>
+                  </wp:cNvGraphicFramePr>
+                  <a:graphic>
+                    <a:graphicData uri="http://schemas.openxmlformats.org/drawingml/2006/picture">
+                      <pic:pic>
+                        <pic:nvPicPr>
+                          <pic:cNvPr id="0" name="c__Users_AMI_AppData_Roaming_Cursor_User_workspaceStorage_ffc38732dc462383d59fc363e9bc7891_images_IMG_4486-a49476cd-9311-41c3-bd40-353b706335ab.png"/>
+                          <pic:cNvPicPr/>
+                        </pic:nvPicPr>
+                        <pic:blipFill>
+                          <a:blip r:embed="rId10"/>
+                          <a:stretch>
+                            <a:fillRect/>
+                          </a:stretch>
+                        </pic:blipFill>
+                        <pic:spPr>
+                          <a:xfrm>
+                            <a:off x="0" y="0"/>
+                            <a:ext cx="2160000" cy="2880000"/>
+                          </a:xfrm>
+                          <a:prstGeom prst="rect"/>
+                        </pic:spPr>
+                      </pic:pic>
+                    </a:graphicData>
+                  </a:graphic>
+                </wp:inline>
+              </w:drawing>
             </w:r>
           </w:p>
         </w:tc>
@@ -386,9 +467,9 @@
           </w:tcPr>
           <w:p>
             <w:r>
-              <w:t>□ 交通費・宿泊費の領収書</w:t>
+              <w:t>☑ 交通費・宿泊費の領収書</w:t>
               <w:br/>
-              <w:t>□ （飛行機の場合）搭乗証明書・半券</w:t>
+              <w:t>☑ （飛行機の場合）搭乗証明書・半券</w:t>
               <w:br/>
               <w:t>□ エクセル「金銭出納帳」への入力</w:t>
             </w:r>
